--- a/docs/Начальнику_С5_01-13.09_компенсація.docx
+++ b/docs/Начальнику_С5_01-13.09_компенсація.docx
@@ -2283,7 +2283,7 @@
           <w:sz w:val="28"/>
           <w:szCs w:val="28"/>
         </w:rPr>
-        <w:t>Відповідно до постанови Кабінету Міністрів України від 29 березня 2002 року № 426 “Про норми харчування військовослужбовців Збройних Сил, інших військових формувань та Державної служби спеціального зв’язку та захисту інформації, поліцейських, осіб рядового, начальницького складу органів і підрозділів цивільного захисту”, пункту 2 розділу ІІ Положення про продовольче забезпечення у Державній службі спеціального зв’язку та захисту інформації України, затвердженого наказом Адміністрації Державної служби спеціального зв’язку та захисту інформації від 15 грудня 2015 року № 778, зареєстрованого в Міністерстві юстиції України 29 грудня 2015 року № 1653/28098, прошу Вашого клопотання перед керівництвом Інституту, щодо виплати грошової компенсації замість встановленої вартості Норми № 1 - загальновійськова за вечерю 5 вересня, за обід 6 вересня, за вечерю 12 вересня, за обід, вечерю 13 вересня 2026 року, мені, курсанту С-55 групи С5 курсу солдату БОТВИНКУ Зоряну Юрійовичу.</w:t>
+        <w:t>Відповідно до постанови Кабінету Міністрів України від 29 березня 2002 року № 426 “Про норми харчування військовослужбовців Збройних Сил, інших військових формувань та Державної служби спеціального зв’язку та захисту інформації, поліцейських, осіб рядового, начальницького складу органів і підрозділів цивільного захисту”, пункту 2 розділу ІІ Положення про продовольче забезпечення у Державній службі спеціального зв’язку та захисту інформації України, затвердженого наказом Адміністрації Державної служби спеціального зв’язку та захисту інформації від 15 грудня 2015 року № 778, зареєстрованого в Міністерстві юстиції України 29 грудня 2015 року № 1653/28098, прошу Вашого клопотання перед керівництвом Інституту, щодо виплати грошової компенсації замість встановленої вартості Норми № 1 - загальновійськова за вечерю 5 вересня, за обід, вечерю 6 вересня, за вечерю 12 вересня, за обід, вечерю 13 вересня 2026 року, мені, курсанту С-55 групи С5 курсу солдату БОТВИНКУ Зоряну Юрійовичу.</w:t>
       </w:r>
     </w:p>
     <w:p>
@@ -10062,7 +10062,7 @@
           <w:sz w:val="28"/>
           <w:szCs w:val="28"/>
         </w:rPr>
-        <w:t xml:space="preserve">Відповідно до постанови Кабінету Міністрів України від 29 березня 2002 року № 426 “Про норми харчування військовослужбовців Збройних Сил, інших військових формувань та Державної служби спеціального зв’язку та захисту інформації, поліцейських, осіб рядового, начальницького складу органів і підрозділів цивільного захисту”, пункту 2 розділу ІІ Положення про продовольче забезпечення у Державній службі спеціального зв’язку та захисту інформації України, затвердженого наказом Адміністрації Державної служби спеціального зв’язку та захисту інформації від 15 грудня 2015 року № 778, зареєстрованого в Міністерстві юстиції України 29 грудня 2015 року № 1653/28098, прошу Вашого клопотання перед керівництвом Інституту, щодо виплати грошової компенсації замість встановленої вартості Норми № 1 - загальновійськова за вечерю 5 вересня, за обід, вечерю 6 вересня 2026 року, мені, курсанту С-55 групи С5 курсу </w:t>
+        <w:t xml:space="preserve">Відповідно до постанови Кабінету Міністрів України від 29 березня 2002 року № 426 “Про норми харчування військовослужбовців Збройних Сил, інших військових формувань та Державної служби спеціального зв’язку та захисту інформації, поліцейських, осіб рядового, начальницького складу органів і підрозділів цивільного захисту”, пункту 2 розділу ІІ Положення про продовольче забезпечення у Державній службі спеціального зв’язку та захисту інформації України, затвердженого наказом Адміністрації Державної служби спеціального зв’язку та захисту інформації від 15 грудня 2015 року № 778, зареєстрованого в Міністерстві юстиції України 29 грудня 2015 року № 1653/28098, прошу Вашого клопотання перед керівництвом Інституту, щодо виплати грошової компенсації замість встановленої вартості Норми № 1 - загальновійськова за вечерю 5 вересня, за обід, вечерю 6 вересня, за вечерю 12 вересня, за обід, вечерю 13 вересня 2026 року, мені, курсанту С-55 групи С5 курсу </w:t>
       </w:r>
       <w:r>
         <w:rPr>
@@ -11705,7 +11705,7 @@
           <w:sz w:val="28"/>
           <w:szCs w:val="28"/>
         </w:rPr>
-        <w:t>Відповідно до постанови Кабінету Міністрів України від 29 березня 2002 року № 426 “Про норми харчування військовослужбовців Збройних Сил, інших військових формувань та Державної служби спеціального зв’язку та захисту інформації, поліцейських, осіб рядового, начальницького складу органів і підрозділів цивільного захисту”, пункту 2 розділу ІІ Положення про продовольче забезпечення у Державній службі спеціального зв’язку та захисту інформації України, затвердженого наказом Адміністрації Державної служби спеціального зв’язку та захисту інформації від 15 грудня 2015 року № 778, зареєстрованого в Міністерстві юстиції України 29 грудня 2015 року № 1653/28098, прошу Вашого клопотання перед керівництвом Інституту, щодо виплати грошової компенсації замість встановленої вартості Норми № 1 - загальновійськова за вечерю 5 вересня, за обід, вечерю 6 вересня, за вечерю 12 вересня, за обід 13 вересня 2026 року, мені, курсанту С-55 групи С5 курсу солдату МАКАРОВУ Сергію Євгенійовичу.</w:t>
+        <w:t>Відповідно до постанови Кабінету Міністрів України від 29 березня 2002 року № 426 “Про норми харчування військовослужбовців Збройних Сил, інших військових формувань та Державної служби спеціального зв’язку та захисту інформації, поліцейських, осіб рядового, начальницького складу органів і підрозділів цивільного захисту”, пункту 2 розділу ІІ Положення про продовольче забезпечення у Державній службі спеціального зв’язку та захисту інформації України, затвердженого наказом Адміністрації Державної служби спеціального зв’язку та захисту інформації від 15 грудня 2015 року № 778, зареєстрованого в Міністерстві юстиції України 29 грудня 2015 року № 1653/28098, прошу Вашого клопотання перед керівництвом Інституту, щодо виплати грошової компенсації замість встановленої вартості Норми № 1 - загальновійськова за вечерю 5 вересня, за обід, вечерю 6 вересня, за вечерю 12 вересня, за обід, вечерю 13 вересня 2026 року, мені, курсанту С-55 групи С5 курсу солдату МАКАРОВУ Сергію Євгенійовичу.</w:t>
       </w:r>
     </w:p>
     <w:p>

--- a/docs/Начальнику_С5_01-13.09_компенсація.docx
+++ b/docs/Начальнику_С5_01-13.09_компенсація.docx
@@ -2283,7 +2283,7 @@
           <w:sz w:val="28"/>
           <w:szCs w:val="28"/>
         </w:rPr>
-        <w:t>Відповідно до постанови Кабінету Міністрів України від 29 березня 2002 року № 426 “Про норми харчування військовослужбовців Збройних Сил, інших військових формувань та Державної служби спеціального зв’язку та захисту інформації, поліцейських, осіб рядового, начальницького складу органів і підрозділів цивільного захисту”, пункту 2 розділу ІІ Положення про продовольче забезпечення у Державній службі спеціального зв’язку та захисту інформації України, затвердженого наказом Адміністрації Державної служби спеціального зв’язку та захисту інформації від 15 грудня 2015 року № 778, зареєстрованого в Міністерстві юстиції України 29 грудня 2015 року № 1653/28098, прошу Вашого клопотання перед керівництвом Інституту, щодо виплати грошової компенсації замість встановленої вартості Норми № 1 - загальновійськова за вечерю 5 вересня, за обід, вечерю 6 вересня, за вечерю 12 вересня, за обід, вечерю 13 вересня 2026 року, мені, курсанту С-55 групи С5 курсу солдату БОТВИНКУ Зоряну Юрійовичу.</w:t>
+        <w:t>Відповідно до постанови Кабінету Міністрів України від 29 березня 2002 року № 426 “Про норми харчування військовослужбовців Збройних Сил, інших військових формувань та Державної служби спеціального зв’язку та захисту інформації, поліцейських, осіб рядового, начальницького складу органів і підрозділів цивільного захисту”, пункту 2 розділу ІІ Положення про продовольче забезпечення у Державній службі спеціального зв’язку та захисту інформації України, затвердженого наказом Адміністрації Державної служби спеціального зв’язку та захисту інформації від 15 грудня 2015 року № 778, зареєстрованого в Міністерстві юстиції України 29 грудня 2015 року № 1653/28098, прошу Вашого клопотання перед керівництвом Інституту, щодо виплати грошової компенсації замість встановленої вартості Норми № 1 - загальновійськова за вечерю 5 вересня, за обід 6 вересня, за вечерю 12 вересня, за обід, вечерю 13 вересня 2026 року, мені, курсанту С-55 групи С5 курсу солдату БОТВИНКУ Зоряну Юрійовичу.</w:t>
       </w:r>
     </w:p>
     <w:p>
@@ -10062,7 +10062,7 @@
           <w:sz w:val="28"/>
           <w:szCs w:val="28"/>
         </w:rPr>
-        <w:t xml:space="preserve">Відповідно до постанови Кабінету Міністрів України від 29 березня 2002 року № 426 “Про норми харчування військовослужбовців Збройних Сил, інших військових формувань та Державної служби спеціального зв’язку та захисту інформації, поліцейських, осіб рядового, начальницького складу органів і підрозділів цивільного захисту”, пункту 2 розділу ІІ Положення про продовольче забезпечення у Державній службі спеціального зв’язку та захисту інформації України, затвердженого наказом Адміністрації Державної служби спеціального зв’язку та захисту інформації від 15 грудня 2015 року № 778, зареєстрованого в Міністерстві юстиції України 29 грудня 2015 року № 1653/28098, прошу Вашого клопотання перед керівництвом Інституту, щодо виплати грошової компенсації замість встановленої вартості Норми № 1 - загальновійськова за вечерю 5 вересня, за обід, вечерю 6 вересня, за вечерю 12 вересня, за обід, вечерю 13 вересня 2026 року, мені, курсанту С-55 групи С5 курсу </w:t>
+        <w:t xml:space="preserve">Відповідно до постанови Кабінету Міністрів України від 29 березня 2002 року № 426 “Про норми харчування військовослужбовців Збройних Сил, інших військових формувань та Державної служби спеціального зв’язку та захисту інформації, поліцейських, осіб рядового, начальницького складу органів і підрозділів цивільного захисту”, пункту 2 розділу ІІ Положення про продовольче забезпечення у Державній службі спеціального зв’язку та захисту інформації України, затвердженого наказом Адміністрації Державної служби спеціального зв’язку та захисту інформації від 15 грудня 2015 року № 778, зареєстрованого в Міністерстві юстиції України 29 грудня 2015 року № 1653/28098, прошу Вашого клопотання перед керівництвом Інституту, щодо виплати грошової компенсації замість встановленої вартості Норми № 1 - загальновійськова за вечерю 5 вересня, за обід, вечерю 6 вересня 2026 року, мені, курсанту С-55 групи С5 курсу </w:t>
       </w:r>
       <w:r>
         <w:rPr>
@@ -11705,7 +11705,7 @@
           <w:sz w:val="28"/>
           <w:szCs w:val="28"/>
         </w:rPr>
-        <w:t>Відповідно до постанови Кабінету Міністрів України від 29 березня 2002 року № 426 “Про норми харчування військовослужбовців Збройних Сил, інших військових формувань та Державної служби спеціального зв’язку та захисту інформації, поліцейських, осіб рядового, начальницького складу органів і підрозділів цивільного захисту”, пункту 2 розділу ІІ Положення про продовольче забезпечення у Державній службі спеціального зв’язку та захисту інформації України, затвердженого наказом Адміністрації Державної служби спеціального зв’язку та захисту інформації від 15 грудня 2015 року № 778, зареєстрованого в Міністерстві юстиції України 29 грудня 2015 року № 1653/28098, прошу Вашого клопотання перед керівництвом Інституту, щодо виплати грошової компенсації замість встановленої вартості Норми № 1 - загальновійськова за вечерю 5 вересня, за обід, вечерю 6 вересня, за вечерю 12 вересня, за обід, вечерю 13 вересня 2026 року, мені, курсанту С-55 групи С5 курсу солдату МАКАРОВУ Сергію Євгенійовичу.</w:t>
+        <w:t>Відповідно до постанови Кабінету Міністрів України від 29 березня 2002 року № 426 “Про норми харчування військовослужбовців Збройних Сил, інших військових формувань та Державної служби спеціального зв’язку та захисту інформації, поліцейських, осіб рядового, начальницького складу органів і підрозділів цивільного захисту”, пункту 2 розділу ІІ Положення про продовольче забезпечення у Державній службі спеціального зв’язку та захисту інформації України, затвердженого наказом Адміністрації Державної служби спеціального зв’язку та захисту інформації від 15 грудня 2015 року № 778, зареєстрованого в Міністерстві юстиції України 29 грудня 2015 року № 1653/28098, прошу Вашого клопотання перед керівництвом Інституту, щодо виплати грошової компенсації замість встановленої вартості Норми № 1 - загальновійськова за вечерю 5 вересня, за обід, вечерю 6 вересня, за вечерю 12 вересня, за обід 13 вересня 2026 року, мені, курсанту С-55 групи С5 курсу солдату МАКАРОВУ Сергію Євгенійовичу.</w:t>
       </w:r>
     </w:p>
     <w:p>
